--- a/IQOQDQ/OQ_HMI/Machine type/VI 10/View_MoreView_SetupSingleJogView.docx
+++ b/IQOQDQ/OQ_HMI/Machine type/VI 10/View_MoreView_SetupSingleJogView.docx
@@ -43,7 +43,6 @@
             <w:pPr>
               <w:pStyle w:val="Path"/>
             </w:pPr>
-            <w:proofErr w:type="gramStart"/>
             <w:r>
               <w:t>\</w:t>
             </w:r>
@@ -53,7 +52,6 @@
             <w:r>
               <w:t>\</w:t>
             </w:r>
-            <w:proofErr w:type="gramEnd"/>
             <w:r>
               <w:t>Jog single drive</w:t>
             </w:r>
@@ -483,7 +481,7 @@
               </w:rPr>
             </w:pPr>
             <w:r>
-              <w:t>5</w:t>
+              <w:t>1</w:t>
             </w:r>
             <w:r>
               <w:rPr>
